--- a/Project 3.docx
+++ b/Project 3.docx
@@ -6,15 +6,15 @@
       <w:pPr>
         <w:spacing w:line="240" w:lineRule="auto"/>
         <w:rPr>
-          <w:sz w:val="24"/>
-          <w:szCs w:val="24"/>
-          <w:lang w:val="en-US"/>
-        </w:rPr>
-      </w:pPr>
-      <w:r>
-        <w:rPr>
-          <w:sz w:val="24"/>
-          <w:szCs w:val="24"/>
+          <w:sz w:val="28"/>
+          <w:szCs w:val="28"/>
+          <w:lang w:val="en-US"/>
+        </w:rPr>
+      </w:pPr>
+      <w:r>
+        <w:rPr>
+          <w:sz w:val="28"/>
+          <w:szCs w:val="28"/>
           <w:lang w:val="en-US"/>
         </w:rPr>
         <w:t>Autonomous Robots</w:t>
@@ -24,15 +24,15 @@
       <w:pPr>
         <w:spacing w:line="240" w:lineRule="auto"/>
         <w:rPr>
-          <w:sz w:val="24"/>
-          <w:szCs w:val="24"/>
-          <w:lang w:val="en-US"/>
-        </w:rPr>
-      </w:pPr>
-      <w:r>
-        <w:rPr>
-          <w:sz w:val="24"/>
-          <w:szCs w:val="24"/>
+          <w:sz w:val="28"/>
+          <w:szCs w:val="28"/>
+          <w:lang w:val="en-US"/>
+        </w:rPr>
+      </w:pPr>
+      <w:r>
+        <w:rPr>
+          <w:sz w:val="28"/>
+          <w:szCs w:val="28"/>
           <w:lang w:val="en-US"/>
         </w:rPr>
         <w:t>CSE 4360 – 001</w:t>
@@ -42,15 +42,15 @@
       <w:pPr>
         <w:spacing w:line="240" w:lineRule="auto"/>
         <w:rPr>
-          <w:sz w:val="24"/>
-          <w:szCs w:val="24"/>
-          <w:lang w:val="en-US"/>
-        </w:rPr>
-      </w:pPr>
-      <w:r>
-        <w:rPr>
-          <w:sz w:val="24"/>
-          <w:szCs w:val="24"/>
+          <w:sz w:val="28"/>
+          <w:szCs w:val="28"/>
+          <w:lang w:val="en-US"/>
+        </w:rPr>
+      </w:pPr>
+      <w:r>
+        <w:rPr>
+          <w:sz w:val="28"/>
+          <w:szCs w:val="28"/>
           <w:lang w:val="en-US"/>
         </w:rPr>
         <w:t>12/05/2024</w:t>
@@ -60,15 +60,15 @@
       <w:pPr>
         <w:spacing w:line="240" w:lineRule="auto"/>
         <w:rPr>
-          <w:sz w:val="24"/>
-          <w:szCs w:val="24"/>
-          <w:lang w:val="en-US"/>
-        </w:rPr>
-      </w:pPr>
-      <w:r>
-        <w:rPr>
-          <w:sz w:val="24"/>
-          <w:szCs w:val="24"/>
+          <w:sz w:val="28"/>
+          <w:szCs w:val="28"/>
+          <w:lang w:val="en-US"/>
+        </w:rPr>
+      </w:pPr>
+      <w:r>
+        <w:rPr>
+          <w:sz w:val="28"/>
+          <w:szCs w:val="28"/>
           <w:lang w:val="en-US"/>
         </w:rPr>
         <w:t>Due Date : Dec 11 , 2024</w:t>
@@ -205,79 +205,69 @@
       <w:pPr>
         <w:spacing w:line="240" w:lineRule="auto"/>
         <w:rPr>
-          <w:sz w:val="24"/>
-          <w:szCs w:val="24"/>
-          <w:lang w:val="en-US"/>
-        </w:rPr>
-      </w:pPr>
+          <w:sz w:val="32"/>
+          <w:szCs w:val="32"/>
+          <w:lang w:val="en-US"/>
+        </w:rPr>
+      </w:pPr>
+      <w:r>
+        <w:rPr>
+          <w:sz w:val="32"/>
+          <w:szCs w:val="32"/>
+          <w:lang w:val="en-US"/>
+        </w:rPr>
+        <w:t xml:space="preserve">Group Members : </w:t>
+      </w:r>
     </w:p>
     <w:p>
       <w:pPr>
         <w:spacing w:line="240" w:lineRule="auto"/>
         <w:rPr>
-          <w:sz w:val="24"/>
-          <w:szCs w:val="24"/>
-          <w:lang w:val="en-US"/>
-        </w:rPr>
-      </w:pPr>
-      <w:r>
-        <w:rPr>
-          <w:sz w:val="24"/>
-          <w:szCs w:val="24"/>
-          <w:lang w:val="en-US"/>
-        </w:rPr>
-        <w:t xml:space="preserve">Group Members : </w:t>
+          <w:sz w:val="32"/>
+          <w:szCs w:val="32"/>
+          <w:lang w:val="en-US"/>
+        </w:rPr>
+      </w:pPr>
+      <w:r>
+        <w:rPr>
+          <w:sz w:val="32"/>
+          <w:szCs w:val="32"/>
+          <w:lang w:val="en-US"/>
+        </w:rPr>
+        <w:t>Jason Cabrejos</w:t>
       </w:r>
     </w:p>
     <w:p>
       <w:pPr>
         <w:spacing w:line="240" w:lineRule="auto"/>
         <w:rPr>
-          <w:sz w:val="24"/>
-          <w:szCs w:val="24"/>
-          <w:lang w:val="en-US"/>
-        </w:rPr>
-      </w:pPr>
-      <w:r>
-        <w:rPr>
-          <w:sz w:val="24"/>
-          <w:szCs w:val="24"/>
-          <w:lang w:val="en-US"/>
-        </w:rPr>
-        <w:t>Jason Cabrejos</w:t>
+          <w:sz w:val="32"/>
+          <w:szCs w:val="32"/>
+          <w:lang w:val="en-US"/>
+        </w:rPr>
+      </w:pPr>
+      <w:r>
+        <w:rPr>
+          <w:sz w:val="32"/>
+          <w:szCs w:val="32"/>
+          <w:lang w:val="en-US"/>
+        </w:rPr>
+        <w:t>Don Bui</w:t>
       </w:r>
     </w:p>
     <w:p>
       <w:pPr>
         <w:spacing w:line="240" w:lineRule="auto"/>
         <w:rPr>
-          <w:sz w:val="24"/>
-          <w:szCs w:val="24"/>
-          <w:lang w:val="en-US"/>
-        </w:rPr>
-      </w:pPr>
-      <w:r>
-        <w:rPr>
-          <w:sz w:val="24"/>
-          <w:szCs w:val="24"/>
-          <w:lang w:val="en-US"/>
-        </w:rPr>
-        <w:t>Don Bui</w:t>
-      </w:r>
-    </w:p>
-    <w:p>
-      <w:pPr>
-        <w:spacing w:line="240" w:lineRule="auto"/>
-        <w:rPr>
-          <w:sz w:val="24"/>
-          <w:szCs w:val="24"/>
-          <w:lang w:val="en-US"/>
-        </w:rPr>
-      </w:pPr>
-      <w:r>
-        <w:rPr>
-          <w:sz w:val="24"/>
-          <w:szCs w:val="24"/>
+          <w:sz w:val="32"/>
+          <w:szCs w:val="32"/>
+          <w:lang w:val="en-US"/>
+        </w:rPr>
+      </w:pPr>
+      <w:r>
+        <w:rPr>
+          <w:sz w:val="32"/>
+          <w:szCs w:val="32"/>
           <w:lang w:val="en-US"/>
         </w:rPr>
         <w:t xml:space="preserve">Aryan </w:t>
@@ -285,8 +275,8 @@
       <w:proofErr w:type="spellStart"/>
       <w:r>
         <w:rPr>
-          <w:sz w:val="24"/>
-          <w:szCs w:val="24"/>
+          <w:sz w:val="32"/>
+          <w:szCs w:val="32"/>
           <w:lang w:val="en-US"/>
         </w:rPr>
         <w:t>Mainkar</w:t>
@@ -320,23 +310,6 @@
           <w:lang w:val="en-US"/>
         </w:rPr>
         <w:t xml:space="preserve"> :</w:t>
-      </w:r>
-    </w:p>
-    <w:p>
-      <w:pPr>
-        <w:rPr>
-          <w:sz w:val="28"/>
-          <w:szCs w:val="28"/>
-          <w:lang w:val="en-US"/>
-        </w:rPr>
-      </w:pPr>
-      <w:r>
-        <w:rPr>
-          <w:sz w:val="28"/>
-          <w:szCs w:val="28"/>
-          <w:lang w:val="en-US"/>
-        </w:rPr>
-        <w:t xml:space="preserve">Robot’s design : </w:t>
       </w:r>
     </w:p>
     <w:p>
@@ -437,10 +410,25 @@
           <w:lang w:val="en-US"/>
         </w:rPr>
       </w:pPr>
-      <w:r>
-        <w:rPr>
-          <w:sz w:val="28"/>
-          <w:szCs w:val="28"/>
+    </w:p>
+    <w:p>
+      <w:pPr>
+        <w:rPr>
+          <w:b/>
+          <w:bCs/>
+          <w:sz w:val="40"/>
+          <w:szCs w:val="40"/>
+          <w:u w:val="single"/>
+          <w:lang w:val="en-US"/>
+        </w:rPr>
+      </w:pPr>
+      <w:r>
+        <w:rPr>
+          <w:b/>
+          <w:bCs/>
+          <w:sz w:val="40"/>
+          <w:szCs w:val="40"/>
+          <w:u w:val="single"/>
           <w:lang w:val="en-US"/>
         </w:rPr>
         <w:lastRenderedPageBreak/>
@@ -459,6 +447,343 @@
         <w:rPr>
           <w:sz w:val="28"/>
           <w:szCs w:val="28"/>
+          <w:lang w:val="en-US"/>
+        </w:rPr>
+        <w:t>The design of the robot:</w:t>
+      </w:r>
+    </w:p>
+    <w:p>
+      <w:pPr>
+        <w:pStyle w:val="ListParagraph"/>
+        <w:numPr>
+          <w:ilvl w:val="0"/>
+          <w:numId w:val="5"/>
+        </w:numPr>
+        <w:rPr>
+          <w:sz w:val="28"/>
+          <w:szCs w:val="28"/>
+          <w:lang w:val="en-US"/>
+        </w:rPr>
+      </w:pPr>
+      <w:r>
+        <w:rPr>
+          <w:sz w:val="28"/>
+          <w:szCs w:val="28"/>
+          <w:lang w:val="en-US"/>
+        </w:rPr>
+        <w:t>Structure influenced by a pantograph: Like a pantograph, the robot's planar linking mechanism comprises a network of connected beams and joints. Motions at the end-effector (pen) can be precisely replicated or scaled thanks to this design.</w:t>
+      </w:r>
+    </w:p>
+    <w:p>
+      <w:pPr>
+        <w:pStyle w:val="ListParagraph"/>
+        <w:numPr>
+          <w:ilvl w:val="0"/>
+          <w:numId w:val="5"/>
+        </w:numPr>
+        <w:rPr>
+          <w:sz w:val="28"/>
+          <w:szCs w:val="28"/>
+          <w:lang w:val="en-US"/>
+        </w:rPr>
+      </w:pPr>
+      <w:r>
+        <w:rPr>
+          <w:sz w:val="28"/>
+          <w:szCs w:val="28"/>
+          <w:lang w:val="en-US"/>
+        </w:rPr>
+        <w:t xml:space="preserve">Mechanical Linkages: Five links are used in the arrangement, which are joined by pivot points to allow for controlled movement in a two-dimensional plane. For ease of building and </w:t>
+      </w:r>
+      <w:proofErr w:type="spellStart"/>
+      <w:r>
+        <w:rPr>
+          <w:sz w:val="28"/>
+          <w:szCs w:val="28"/>
+          <w:lang w:val="en-US"/>
+        </w:rPr>
+        <w:t>customisation</w:t>
+      </w:r>
+      <w:proofErr w:type="spellEnd"/>
+      <w:r>
+        <w:rPr>
+          <w:sz w:val="28"/>
+          <w:szCs w:val="28"/>
+          <w:lang w:val="en-US"/>
+        </w:rPr>
+        <w:t xml:space="preserve">, the linkages seem to be constructed using modular components such as those found in LEGO. Pen holder An end-effector is a pen or other writing tool that is positioned vertically and intended to </w:t>
+      </w:r>
+      <w:proofErr w:type="gramStart"/>
+      <w:r>
+        <w:rPr>
+          <w:sz w:val="28"/>
+          <w:szCs w:val="28"/>
+          <w:lang w:val="en-US"/>
+        </w:rPr>
+        <w:t>come into contact with</w:t>
+      </w:r>
+      <w:proofErr w:type="gramEnd"/>
+      <w:r>
+        <w:rPr>
+          <w:sz w:val="28"/>
+          <w:szCs w:val="28"/>
+          <w:lang w:val="en-US"/>
+        </w:rPr>
+        <w:t xml:space="preserve"> a drawing surface. Rigid supports </w:t>
+      </w:r>
+      <w:proofErr w:type="spellStart"/>
+      <w:r>
+        <w:rPr>
+          <w:sz w:val="28"/>
+          <w:szCs w:val="28"/>
+          <w:lang w:val="en-US"/>
+        </w:rPr>
+        <w:t>stabilise</w:t>
+      </w:r>
+      <w:proofErr w:type="spellEnd"/>
+      <w:r>
+        <w:rPr>
+          <w:sz w:val="28"/>
+          <w:szCs w:val="28"/>
+          <w:lang w:val="en-US"/>
+        </w:rPr>
+        <w:t xml:space="preserve"> the holder, guaranteeing accurate writing or sketching. Gear Mechanism for Motion Control: The design incorporates gears, most likely to increase torque or precision and convey motion. Motors are probably attached to these gears </w:t>
+      </w:r>
+      <w:proofErr w:type="gramStart"/>
+      <w:r>
+        <w:rPr>
+          <w:sz w:val="28"/>
+          <w:szCs w:val="28"/>
+          <w:lang w:val="en-US"/>
+        </w:rPr>
+        <w:t>in order to</w:t>
+      </w:r>
+      <w:proofErr w:type="gramEnd"/>
+      <w:r>
+        <w:rPr>
+          <w:sz w:val="28"/>
+          <w:szCs w:val="28"/>
+          <w:lang w:val="en-US"/>
+        </w:rPr>
+        <w:t xml:space="preserve"> actuate the linkages.</w:t>
+      </w:r>
+    </w:p>
+    <w:p>
+      <w:pPr>
+        <w:rPr>
+          <w:sz w:val="28"/>
+          <w:szCs w:val="28"/>
+          <w:lang w:val="en-US"/>
+        </w:rPr>
+      </w:pPr>
+    </w:p>
+    <w:p>
+      <w:pPr>
+        <w:rPr>
+          <w:sz w:val="28"/>
+          <w:szCs w:val="28"/>
+          <w:lang w:val="en-US"/>
+        </w:rPr>
+      </w:pPr>
+    </w:p>
+    <w:p>
+      <w:pPr>
+        <w:rPr>
+          <w:sz w:val="28"/>
+          <w:szCs w:val="28"/>
+          <w:lang w:val="en-US"/>
+        </w:rPr>
+      </w:pPr>
+    </w:p>
+    <w:p>
+      <w:pPr>
+        <w:pStyle w:val="ListParagraph"/>
+        <w:numPr>
+          <w:ilvl w:val="0"/>
+          <w:numId w:val="5"/>
+        </w:numPr>
+        <w:rPr>
+          <w:sz w:val="28"/>
+          <w:szCs w:val="28"/>
+          <w:lang w:val="en-US"/>
+        </w:rPr>
+      </w:pPr>
+      <w:proofErr w:type="spellStart"/>
+      <w:r>
+        <w:rPr>
+          <w:sz w:val="28"/>
+          <w:szCs w:val="28"/>
+          <w:lang w:val="en-US"/>
+        </w:rPr>
+        <w:lastRenderedPageBreak/>
+        <w:t>Motorised</w:t>
+      </w:r>
+      <w:proofErr w:type="spellEnd"/>
+      <w:r>
+        <w:rPr>
+          <w:sz w:val="28"/>
+          <w:szCs w:val="28"/>
+          <w:lang w:val="en-US"/>
+        </w:rPr>
+        <w:t xml:space="preserve"> Control: To regulate the movement of the linkage system, the mechanism appears to be driven by motors, which are probably concealed or installed beneath the structure.</w:t>
+      </w:r>
+    </w:p>
+    <w:p>
+      <w:pPr>
+        <w:pStyle w:val="ListParagraph"/>
+        <w:numPr>
+          <w:ilvl w:val="0"/>
+          <w:numId w:val="6"/>
+        </w:numPr>
+        <w:rPr>
+          <w:sz w:val="28"/>
+          <w:szCs w:val="28"/>
+          <w:lang w:val="en-US"/>
+        </w:rPr>
+      </w:pPr>
+      <w:r>
+        <w:rPr>
+          <w:sz w:val="28"/>
+          <w:szCs w:val="28"/>
+          <w:lang w:val="en-US"/>
+        </w:rPr>
+        <w:t xml:space="preserve">Control </w:t>
+      </w:r>
+      <w:proofErr w:type="spellStart"/>
+      <w:r>
+        <w:rPr>
+          <w:sz w:val="28"/>
+          <w:szCs w:val="28"/>
+          <w:lang w:val="en-US"/>
+        </w:rPr>
+        <w:t>device:The</w:t>
+      </w:r>
+      <w:proofErr w:type="spellEnd"/>
+      <w:r>
+        <w:rPr>
+          <w:sz w:val="28"/>
+          <w:szCs w:val="28"/>
+          <w:lang w:val="en-US"/>
+        </w:rPr>
+        <w:t xml:space="preserve"> motors and linkage motions are managed by a central hub, which may be an intelligent programmable </w:t>
+      </w:r>
+      <w:proofErr w:type="spellStart"/>
+      <w:r>
+        <w:rPr>
+          <w:sz w:val="28"/>
+          <w:szCs w:val="28"/>
+          <w:lang w:val="en-US"/>
+        </w:rPr>
+        <w:t>device.For</w:t>
+      </w:r>
+      <w:proofErr w:type="spellEnd"/>
+      <w:r>
+        <w:rPr>
+          <w:sz w:val="28"/>
+          <w:szCs w:val="28"/>
+          <w:lang w:val="en-US"/>
+        </w:rPr>
+        <w:t xml:space="preserve"> jobs involving writing or drawing, it could be configured to adhere to </w:t>
+      </w:r>
+      <w:proofErr w:type="gramStart"/>
+      <w:r>
+        <w:rPr>
+          <w:sz w:val="28"/>
+          <w:szCs w:val="28"/>
+          <w:lang w:val="en-US"/>
+        </w:rPr>
+        <w:t>particular inputs</w:t>
+      </w:r>
+      <w:proofErr w:type="gramEnd"/>
+      <w:r>
+        <w:rPr>
+          <w:sz w:val="28"/>
+          <w:szCs w:val="28"/>
+          <w:lang w:val="en-US"/>
+        </w:rPr>
+        <w:t xml:space="preserve"> or patterns.</w:t>
+      </w:r>
+    </w:p>
+    <w:p>
+      <w:pPr>
+        <w:pStyle w:val="ListParagraph"/>
+        <w:numPr>
+          <w:ilvl w:val="0"/>
+          <w:numId w:val="6"/>
+        </w:numPr>
+        <w:rPr>
+          <w:sz w:val="28"/>
+          <w:szCs w:val="28"/>
+          <w:lang w:val="en-US"/>
+        </w:rPr>
+      </w:pPr>
+      <w:r>
+        <w:rPr>
+          <w:sz w:val="28"/>
+          <w:szCs w:val="28"/>
+          <w:lang w:val="en-US"/>
+        </w:rPr>
+        <w:t xml:space="preserve">Modular Construction: The design makes use of easily assembled, modular parts that allow for </w:t>
+      </w:r>
+      <w:proofErr w:type="spellStart"/>
+      <w:r>
+        <w:rPr>
+          <w:sz w:val="28"/>
+          <w:szCs w:val="28"/>
+          <w:lang w:val="en-US"/>
+        </w:rPr>
+        <w:t>customisation</w:t>
+      </w:r>
+      <w:proofErr w:type="spellEnd"/>
+      <w:r>
+        <w:rPr>
+          <w:sz w:val="28"/>
+          <w:szCs w:val="28"/>
+          <w:lang w:val="en-US"/>
+        </w:rPr>
+        <w:t xml:space="preserve"> and flexibility for various experiments or activities.</w:t>
+      </w:r>
+    </w:p>
+    <w:p>
+      <w:pPr>
+        <w:pStyle w:val="ListParagraph"/>
+        <w:numPr>
+          <w:ilvl w:val="0"/>
+          <w:numId w:val="6"/>
+        </w:numPr>
+        <w:rPr>
+          <w:sz w:val="28"/>
+          <w:szCs w:val="28"/>
+          <w:lang w:val="en-US"/>
+        </w:rPr>
+      </w:pPr>
+      <w:r>
+        <w:rPr>
+          <w:sz w:val="28"/>
+          <w:szCs w:val="28"/>
+          <w:lang w:val="en-US"/>
+        </w:rPr>
+        <w:t>Stable Base and Drawing Surface: The end-effector may travel across a level surface for reliable operation, and the base is rigid to reduce vibrations.</w:t>
+      </w:r>
+    </w:p>
+    <w:p>
+      <w:pPr>
+        <w:rPr>
+          <w:b/>
+          <w:bCs/>
+          <w:sz w:val="40"/>
+          <w:szCs w:val="40"/>
+          <w:u w:val="single"/>
+          <w:lang w:val="en-US"/>
+        </w:rPr>
+      </w:pPr>
+      <w:r>
+        <w:rPr>
+          <w:b/>
+          <w:bCs/>
+          <w:sz w:val="40"/>
+          <w:szCs w:val="40"/>
+          <w:u w:val="single"/>
           <w:lang w:val="en-US"/>
         </w:rPr>
         <w:t xml:space="preserve">Picasso.py : </w:t>
@@ -567,6 +892,7 @@
           <w:szCs w:val="24"/>
           <w:lang w:val="en-US"/>
         </w:rPr>
+        <w:lastRenderedPageBreak/>
         <w:t xml:space="preserve">By interpolating pathways in tiny stages, it guarantees fine-grained control. By instructing motors to perform estimated movements and guaranteeing </w:t>
       </w:r>
       <w:proofErr w:type="spellStart"/>
@@ -727,6 +1053,7 @@
       </w:pPr>
       <w:r>
         <w:rPr>
+          <w:noProof/>
           <w:sz w:val="24"/>
           <w:szCs w:val="24"/>
           <w:lang w:val="en-US"/>
@@ -790,6 +1117,7 @@
       </w:r>
       <w:r>
         <w:rPr>
+          <w:noProof/>
           <w:sz w:val="24"/>
           <w:szCs w:val="24"/>
           <w:lang w:val="en-US"/>
@@ -862,6 +1190,7 @@
       </w:pPr>
       <w:r>
         <w:rPr>
+          <w:noProof/>
           <w:sz w:val="24"/>
           <w:szCs w:val="24"/>
           <w:lang w:val="en-US"/>
@@ -925,6 +1254,7 @@
       </w:r>
       <w:r>
         <w:rPr>
+          <w:noProof/>
           <w:sz w:val="24"/>
           <w:szCs w:val="24"/>
           <w:lang w:val="en-US"/>
@@ -997,6 +1327,7 @@
       </w:pPr>
       <w:r>
         <w:rPr>
+          <w:noProof/>
           <w:sz w:val="24"/>
           <w:szCs w:val="24"/>
           <w:lang w:val="en-US"/>
@@ -1181,15 +1512,21 @@
     <w:p>
       <w:pPr>
         <w:rPr>
-          <w:sz w:val="24"/>
-          <w:szCs w:val="24"/>
-          <w:lang w:val="en-US"/>
-        </w:rPr>
-      </w:pPr>
-      <w:r>
-        <w:rPr>
-          <w:sz w:val="24"/>
-          <w:szCs w:val="24"/>
+          <w:b/>
+          <w:bCs/>
+          <w:sz w:val="40"/>
+          <w:szCs w:val="40"/>
+          <w:u w:val="single"/>
+          <w:lang w:val="en-US"/>
+        </w:rPr>
+      </w:pPr>
+      <w:r>
+        <w:rPr>
+          <w:b/>
+          <w:bCs/>
+          <w:sz w:val="40"/>
+          <w:szCs w:val="40"/>
+          <w:u w:val="single"/>
           <w:lang w:val="en-US"/>
         </w:rPr>
         <w:lastRenderedPageBreak/>
@@ -1398,6 +1735,7 @@
       </w:pPr>
       <w:r>
         <w:rPr>
+          <w:noProof/>
           <w:sz w:val="24"/>
           <w:szCs w:val="24"/>
           <w:lang w:val="en-US"/>
@@ -1450,6 +1788,7 @@
       </w:pPr>
       <w:r>
         <w:rPr>
+          <w:noProof/>
           <w:sz w:val="24"/>
           <w:szCs w:val="24"/>
           <w:lang w:val="en-US"/>
@@ -1659,6 +1998,7 @@
       </w:pPr>
       <w:r>
         <w:rPr>
+          <w:noProof/>
           <w:sz w:val="28"/>
           <w:szCs w:val="28"/>
         </w:rPr>
@@ -1898,6 +2238,7 @@
       </w:pPr>
       <w:r>
         <w:rPr>
+          <w:noProof/>
           <w:sz w:val="28"/>
           <w:szCs w:val="28"/>
         </w:rPr>
@@ -1948,6 +2289,7 @@
       </w:pPr>
       <w:r>
         <w:rPr>
+          <w:noProof/>
           <w:sz w:val="28"/>
           <w:szCs w:val="28"/>
         </w:rPr>
@@ -2118,67 +2460,6 @@
     <w:p>
       <w:pPr>
         <w:rPr>
-          <w:sz w:val="24"/>
-          <w:szCs w:val="24"/>
-          <w:lang w:val="en-US"/>
-        </w:rPr>
-      </w:pPr>
-    </w:p>
-    <w:p>
-      <w:pPr>
-        <w:rPr>
-          <w:b/>
-          <w:bCs/>
-          <w:sz w:val="40"/>
-          <w:szCs w:val="40"/>
-          <w:u w:val="single"/>
-          <w:lang w:val="en-US"/>
-        </w:rPr>
-      </w:pPr>
-    </w:p>
-    <w:p>
-      <w:pPr>
-        <w:rPr>
-          <w:b/>
-          <w:bCs/>
-          <w:sz w:val="40"/>
-          <w:szCs w:val="40"/>
-          <w:u w:val="single"/>
-          <w:lang w:val="en-US"/>
-        </w:rPr>
-      </w:pPr>
-    </w:p>
-    <w:p>
-      <w:pPr>
-        <w:rPr>
-          <w:sz w:val="40"/>
-          <w:szCs w:val="40"/>
-          <w:lang w:val="en-US"/>
-        </w:rPr>
-      </w:pPr>
-      <w:r>
-        <w:rPr>
-          <w:b/>
-          <w:bCs/>
-          <w:sz w:val="40"/>
-          <w:szCs w:val="40"/>
-          <w:u w:val="single"/>
-          <w:lang w:val="en-US"/>
-        </w:rPr>
-        <w:t xml:space="preserve">Python Code </w:t>
-      </w:r>
-      <w:r>
-        <w:rPr>
-          <w:sz w:val="40"/>
-          <w:szCs w:val="40"/>
-          <w:lang w:val="en-US"/>
-        </w:rPr>
-        <w:t>:</w:t>
-      </w:r>
-    </w:p>
-    <w:p>
-      <w:pPr>
-        <w:rPr>
           <w:sz w:val="40"/>
           <w:szCs w:val="40"/>
           <w:lang w:val="en-US"/>
@@ -2311,6 +2592,119 @@
     </w:lvl>
   </w:abstractNum>
   <w:abstractNum w:abstractNumId="1" w15:restartNumberingAfterBreak="0">
+    <w:nsid w:val="0FA853E8"/>
+    <w:multiLevelType w:val="hybridMultilevel"/>
+    <w:tmpl w:val="B9D46806"/>
+    <w:lvl w:ilvl="0" w:tplc="40090001">
+      <w:start w:val="1"/>
+      <w:numFmt w:val="bullet"/>
+      <w:lvlText w:val=""/>
+      <w:lvlJc w:val="left"/>
+      <w:pPr>
+        <w:ind w:left="720" w:hanging="360"/>
+      </w:pPr>
+      <w:rPr>
+        <w:rFonts w:ascii="Symbol" w:hAnsi="Symbol" w:hint="default"/>
+      </w:rPr>
+    </w:lvl>
+    <w:lvl w:ilvl="1" w:tplc="40090003" w:tentative="1">
+      <w:start w:val="1"/>
+      <w:numFmt w:val="bullet"/>
+      <w:lvlText w:val="o"/>
+      <w:lvlJc w:val="left"/>
+      <w:pPr>
+        <w:ind w:left="1440" w:hanging="360"/>
+      </w:pPr>
+      <w:rPr>
+        <w:rFonts w:ascii="Courier New" w:hAnsi="Courier New" w:cs="Courier New" w:hint="default"/>
+      </w:rPr>
+    </w:lvl>
+    <w:lvl w:ilvl="2" w:tplc="40090005" w:tentative="1">
+      <w:start w:val="1"/>
+      <w:numFmt w:val="bullet"/>
+      <w:lvlText w:val=""/>
+      <w:lvlJc w:val="left"/>
+      <w:pPr>
+        <w:ind w:left="2160" w:hanging="360"/>
+      </w:pPr>
+      <w:rPr>
+        <w:rFonts w:ascii="Wingdings" w:hAnsi="Wingdings" w:hint="default"/>
+      </w:rPr>
+    </w:lvl>
+    <w:lvl w:ilvl="3" w:tplc="40090001" w:tentative="1">
+      <w:start w:val="1"/>
+      <w:numFmt w:val="bullet"/>
+      <w:lvlText w:val=""/>
+      <w:lvlJc w:val="left"/>
+      <w:pPr>
+        <w:ind w:left="2880" w:hanging="360"/>
+      </w:pPr>
+      <w:rPr>
+        <w:rFonts w:ascii="Symbol" w:hAnsi="Symbol" w:hint="default"/>
+      </w:rPr>
+    </w:lvl>
+    <w:lvl w:ilvl="4" w:tplc="40090003" w:tentative="1">
+      <w:start w:val="1"/>
+      <w:numFmt w:val="bullet"/>
+      <w:lvlText w:val="o"/>
+      <w:lvlJc w:val="left"/>
+      <w:pPr>
+        <w:ind w:left="3600" w:hanging="360"/>
+      </w:pPr>
+      <w:rPr>
+        <w:rFonts w:ascii="Courier New" w:hAnsi="Courier New" w:cs="Courier New" w:hint="default"/>
+      </w:rPr>
+    </w:lvl>
+    <w:lvl w:ilvl="5" w:tplc="40090005" w:tentative="1">
+      <w:start w:val="1"/>
+      <w:numFmt w:val="bullet"/>
+      <w:lvlText w:val=""/>
+      <w:lvlJc w:val="left"/>
+      <w:pPr>
+        <w:ind w:left="4320" w:hanging="360"/>
+      </w:pPr>
+      <w:rPr>
+        <w:rFonts w:ascii="Wingdings" w:hAnsi="Wingdings" w:hint="default"/>
+      </w:rPr>
+    </w:lvl>
+    <w:lvl w:ilvl="6" w:tplc="40090001" w:tentative="1">
+      <w:start w:val="1"/>
+      <w:numFmt w:val="bullet"/>
+      <w:lvlText w:val=""/>
+      <w:lvlJc w:val="left"/>
+      <w:pPr>
+        <w:ind w:left="5040" w:hanging="360"/>
+      </w:pPr>
+      <w:rPr>
+        <w:rFonts w:ascii="Symbol" w:hAnsi="Symbol" w:hint="default"/>
+      </w:rPr>
+    </w:lvl>
+    <w:lvl w:ilvl="7" w:tplc="40090003" w:tentative="1">
+      <w:start w:val="1"/>
+      <w:numFmt w:val="bullet"/>
+      <w:lvlText w:val="o"/>
+      <w:lvlJc w:val="left"/>
+      <w:pPr>
+        <w:ind w:left="5760" w:hanging="360"/>
+      </w:pPr>
+      <w:rPr>
+        <w:rFonts w:ascii="Courier New" w:hAnsi="Courier New" w:cs="Courier New" w:hint="default"/>
+      </w:rPr>
+    </w:lvl>
+    <w:lvl w:ilvl="8" w:tplc="40090005" w:tentative="1">
+      <w:start w:val="1"/>
+      <w:numFmt w:val="bullet"/>
+      <w:lvlText w:val=""/>
+      <w:lvlJc w:val="left"/>
+      <w:pPr>
+        <w:ind w:left="6480" w:hanging="360"/>
+      </w:pPr>
+      <w:rPr>
+        <w:rFonts w:ascii="Wingdings" w:hAnsi="Wingdings" w:hint="default"/>
+      </w:rPr>
+    </w:lvl>
+  </w:abstractNum>
+  <w:abstractNum w:abstractNumId="2" w15:restartNumberingAfterBreak="0">
     <w:nsid w:val="11E107E5"/>
     <w:multiLevelType w:val="hybridMultilevel"/>
     <w:tmpl w:val="01A8EF68"/>
@@ -2423,7 +2817,7 @@
       </w:rPr>
     </w:lvl>
   </w:abstractNum>
-  <w:abstractNum w:abstractNumId="2" w15:restartNumberingAfterBreak="0">
+  <w:abstractNum w:abstractNumId="3" w15:restartNumberingAfterBreak="0">
     <w:nsid w:val="27162DAB"/>
     <w:multiLevelType w:val="hybridMultilevel"/>
     <w:tmpl w:val="5D5CFCC8"/>
@@ -2536,7 +2930,120 @@
       </w:rPr>
     </w:lvl>
   </w:abstractNum>
-  <w:abstractNum w:abstractNumId="3" w15:restartNumberingAfterBreak="0">
+  <w:abstractNum w:abstractNumId="4" w15:restartNumberingAfterBreak="0">
+    <w:nsid w:val="46D5206D"/>
+    <w:multiLevelType w:val="hybridMultilevel"/>
+    <w:tmpl w:val="AD1800DC"/>
+    <w:lvl w:ilvl="0" w:tplc="40090001">
+      <w:start w:val="1"/>
+      <w:numFmt w:val="bullet"/>
+      <w:lvlText w:val=""/>
+      <w:lvlJc w:val="left"/>
+      <w:pPr>
+        <w:ind w:left="720" w:hanging="360"/>
+      </w:pPr>
+      <w:rPr>
+        <w:rFonts w:ascii="Symbol" w:hAnsi="Symbol" w:hint="default"/>
+      </w:rPr>
+    </w:lvl>
+    <w:lvl w:ilvl="1" w:tplc="40090003" w:tentative="1">
+      <w:start w:val="1"/>
+      <w:numFmt w:val="bullet"/>
+      <w:lvlText w:val="o"/>
+      <w:lvlJc w:val="left"/>
+      <w:pPr>
+        <w:ind w:left="1440" w:hanging="360"/>
+      </w:pPr>
+      <w:rPr>
+        <w:rFonts w:ascii="Courier New" w:hAnsi="Courier New" w:cs="Courier New" w:hint="default"/>
+      </w:rPr>
+    </w:lvl>
+    <w:lvl w:ilvl="2" w:tplc="40090005" w:tentative="1">
+      <w:start w:val="1"/>
+      <w:numFmt w:val="bullet"/>
+      <w:lvlText w:val=""/>
+      <w:lvlJc w:val="left"/>
+      <w:pPr>
+        <w:ind w:left="2160" w:hanging="360"/>
+      </w:pPr>
+      <w:rPr>
+        <w:rFonts w:ascii="Wingdings" w:hAnsi="Wingdings" w:hint="default"/>
+      </w:rPr>
+    </w:lvl>
+    <w:lvl w:ilvl="3" w:tplc="40090001" w:tentative="1">
+      <w:start w:val="1"/>
+      <w:numFmt w:val="bullet"/>
+      <w:lvlText w:val=""/>
+      <w:lvlJc w:val="left"/>
+      <w:pPr>
+        <w:ind w:left="2880" w:hanging="360"/>
+      </w:pPr>
+      <w:rPr>
+        <w:rFonts w:ascii="Symbol" w:hAnsi="Symbol" w:hint="default"/>
+      </w:rPr>
+    </w:lvl>
+    <w:lvl w:ilvl="4" w:tplc="40090003" w:tentative="1">
+      <w:start w:val="1"/>
+      <w:numFmt w:val="bullet"/>
+      <w:lvlText w:val="o"/>
+      <w:lvlJc w:val="left"/>
+      <w:pPr>
+        <w:ind w:left="3600" w:hanging="360"/>
+      </w:pPr>
+      <w:rPr>
+        <w:rFonts w:ascii="Courier New" w:hAnsi="Courier New" w:cs="Courier New" w:hint="default"/>
+      </w:rPr>
+    </w:lvl>
+    <w:lvl w:ilvl="5" w:tplc="40090005" w:tentative="1">
+      <w:start w:val="1"/>
+      <w:numFmt w:val="bullet"/>
+      <w:lvlText w:val=""/>
+      <w:lvlJc w:val="left"/>
+      <w:pPr>
+        <w:ind w:left="4320" w:hanging="360"/>
+      </w:pPr>
+      <w:rPr>
+        <w:rFonts w:ascii="Wingdings" w:hAnsi="Wingdings" w:hint="default"/>
+      </w:rPr>
+    </w:lvl>
+    <w:lvl w:ilvl="6" w:tplc="40090001" w:tentative="1">
+      <w:start w:val="1"/>
+      <w:numFmt w:val="bullet"/>
+      <w:lvlText w:val=""/>
+      <w:lvlJc w:val="left"/>
+      <w:pPr>
+        <w:ind w:left="5040" w:hanging="360"/>
+      </w:pPr>
+      <w:rPr>
+        <w:rFonts w:ascii="Symbol" w:hAnsi="Symbol" w:hint="default"/>
+      </w:rPr>
+    </w:lvl>
+    <w:lvl w:ilvl="7" w:tplc="40090003" w:tentative="1">
+      <w:start w:val="1"/>
+      <w:numFmt w:val="bullet"/>
+      <w:lvlText w:val="o"/>
+      <w:lvlJc w:val="left"/>
+      <w:pPr>
+        <w:ind w:left="5760" w:hanging="360"/>
+      </w:pPr>
+      <w:rPr>
+        <w:rFonts w:ascii="Courier New" w:hAnsi="Courier New" w:cs="Courier New" w:hint="default"/>
+      </w:rPr>
+    </w:lvl>
+    <w:lvl w:ilvl="8" w:tplc="40090005" w:tentative="1">
+      <w:start w:val="1"/>
+      <w:numFmt w:val="bullet"/>
+      <w:lvlText w:val=""/>
+      <w:lvlJc w:val="left"/>
+      <w:pPr>
+        <w:ind w:left="6480" w:hanging="360"/>
+      </w:pPr>
+      <w:rPr>
+        <w:rFonts w:ascii="Wingdings" w:hAnsi="Wingdings" w:hint="default"/>
+      </w:rPr>
+    </w:lvl>
+  </w:abstractNum>
+  <w:abstractNum w:abstractNumId="5" w15:restartNumberingAfterBreak="0">
     <w:nsid w:val="7FC57BAB"/>
     <w:multiLevelType w:val="hybridMultilevel"/>
     <w:tmpl w:val="375640CC"/>
@@ -2653,13 +3160,19 @@
     <w:abstractNumId w:val="0"/>
   </w:num>
   <w:num w:numId="2" w16cid:durableId="1478107281">
-    <w:abstractNumId w:val="1"/>
+    <w:abstractNumId w:val="2"/>
   </w:num>
   <w:num w:numId="3" w16cid:durableId="1981573998">
-    <w:abstractNumId w:val="2"/>
+    <w:abstractNumId w:val="3"/>
   </w:num>
   <w:num w:numId="4" w16cid:durableId="1631207704">
-    <w:abstractNumId w:val="3"/>
+    <w:abstractNumId w:val="5"/>
+  </w:num>
+  <w:num w:numId="5" w16cid:durableId="1660226018">
+    <w:abstractNumId w:val="4"/>
+  </w:num>
+  <w:num w:numId="6" w16cid:durableId="2042707104">
+    <w:abstractNumId w:val="1"/>
   </w:num>
 </w:numbering>
 </file>
@@ -3268,6 +3781,7 @@
   <w:style w:type="character" w:default="1" w:styleId="DefaultParagraphFont">
     <w:name w:val="Default Paragraph Font"/>
     <w:uiPriority w:val="1"/>
+    <w:semiHidden/>
     <w:unhideWhenUsed/>
   </w:style>
   <w:style w:type="table" w:default="1" w:styleId="TableNormal">
